--- a/project-unicorn/GDDs/GDD v2 — 03 · Product Lifecycle.docx
+++ b/project-unicorn/GDDs/GDD v2 — 03 · Product Lifecycle.docx
@@ -16,7 +16,7 @@
           <w:szCs w:val="46"/>
         </w:rPr>
       </w:pPr>
-      <w:bookmarkStart w:colFirst="0" w:colLast="0" w:name="_p8a5ikgyo3ku" w:id="0"/>
+      <w:bookmarkStart w:colFirst="0" w:colLast="0" w:name="_gwcdulpaf41e" w:id="0"/>
       <w:bookmarkEnd w:id="0"/>
       <w:r>
         <w:rPr>
@@ -26,7 +26,7 @@
           <w:szCs w:val="46"/>
           <w:rtl w:val="0"/>
         </w:rPr>
-        <w:t xml:space="preserve">GDD v2 — 03 · Product Lifecycle (rev 3)</w:t>
+        <w:t xml:space="preserve">GDD v2 — 03 · Product Lifecycle (rev 4)</w:t>
       </w:r>
     </w:p>
     <w:p>
@@ -38,21 +38,7 @@
         <w:rPr>
           <w:rtl w:val="0"/>
         </w:rPr>
-        <w:t xml:space="preserve">Supersedes rev 2. Change in rev 3: </w:t>
-      </w:r>
-      <w:r>
-        <w:rPr>
-          <w:b w:val="1"/>
-          <w:bCs w:val="1"/>
-          <w:rtl w:val="0"/>
-        </w:rPr>
-        <w:t xml:space="preserve">version intent</w:t>
-      </w:r>
-      <w:r>
-        <w:rPr>
-          <w:rtl w:val="0"/>
-        </w:rPr>
-        <w:t xml:space="preserve"> (§4) and its consequences. Everything else from rev 2 stands and is repeated here so this file is self-sufficient. Status: DIRECTOR-APPROVED 2026-08-20.</w:t>
+        <w:t xml:space="preserve">Supersedes rev 3. Changes in rev 4: the free/paid packaging mechanic is CUT; bug discovery and the support-vs-build tension are stated explicitly (Software Inc. grammar). Status: DIRECTOR-APPROVED 2026-08-20.</w:t>
       </w:r>
     </w:p>
     <w:p>
@@ -69,7 +55,7 @@
           <w:szCs w:val="34"/>
         </w:rPr>
       </w:pPr>
-      <w:bookmarkStart w:colFirst="0" w:colLast="0" w:name="_y1mpfrngum9t" w:id="1"/>
+      <w:bookmarkStart w:colFirst="0" w:colLast="0" w:name="_mog2bfiiya5t" w:id="1"/>
       <w:bookmarkEnd w:id="1"/>
       <w:r>
         <w:rPr>
@@ -91,7 +77,7 @@
         <w:rPr>
           <w:rtl w:val="0"/>
         </w:rPr>
-        <w:t xml:space="preserve">Konsept → TASARIM → GELİŞTİRME → BETA → CANLI/DESTEK. DESTEK is permanent until the next version starts. The team is never idle; the build bar never disappears and shows the current phase (support included) on HUD, tracker, ODA monitor and Product tab. Version age decays interest.</w:t>
+        <w:t xml:space="preserve">Konsept → TASARIM → GELİŞTİRME → BETA → CANLI/DESTEK. DESTEK is permanent: after publish the assigned team stays on the live product until the player starts the next version. The build bar never disappears — it shows the current phase, support included, on HUD, tracker, ODA monitor and Product tab.</w:t>
       </w:r>
     </w:p>
     <w:p>
@@ -108,7 +94,7 @@
           <w:szCs w:val="34"/>
         </w:rPr>
       </w:pPr>
-      <w:bookmarkStart w:colFirst="0" w:colLast="0" w:name="_sfv837s4zui" w:id="2"/>
+      <w:bookmarkStart w:colFirst="0" w:colLast="0" w:name="_t8tt3pbwzt20" w:id="2"/>
       <w:bookmarkEnd w:id="2"/>
       <w:r>
         <w:rPr>
@@ -130,28 +116,14 @@
         <w:rPr>
           <w:rtl w:val="0"/>
         </w:rPr>
-        <w:t xml:space="preserve">Name · market (B2B/B2C) · subtype (2+2 in v1) · </w:t>
-      </w:r>
-      <w:r>
-        <w:rPr>
-          <w:b w:val="1"/>
-          <w:bCs w:val="1"/>
-          <w:rtl w:val="0"/>
-        </w:rPr>
-        <w:t xml:space="preserve">version intent</w:t>
-      </w:r>
-      <w:r>
-        <w:rPr>
-          <w:rtl w:val="0"/>
-        </w:rPr>
-        <w:t xml:space="preserve"> (§4) · feature selection · price draft · team assignment (founder included).</w:t>
+        <w:t xml:space="preserve">Name · market (B2B/B2C) · subtype (2+2 in v1) · version intent · feature selection · price · team assignment (founder included).</w:t>
       </w:r>
     </w:p>
     <w:p>
       <w:pPr>
         <w:numPr>
           <w:ilvl w:val="0"/>
-          <w:numId w:val="3"/>
+          <w:numId w:val="4"/>
         </w:numPr>
         <w:spacing w:after="0" w:afterAutospacing="0" w:before="240" w:lineRule="auto"/>
         <w:ind w:left="720" w:hanging="360"/>
@@ -160,23 +132,47 @@
         <w:rPr>
           <w:rtl w:val="0"/>
         </w:rPr>
-        <w:t xml:space="preserve">Feature catalog per subtype: 3 features per axis × 3 axes = 9; one per axis locked behind "Araştırma gerekir" (research slot inside Product: assign a developer, time + cost, feature unlocks). [WORKING]</w:t>
+        <w:t xml:space="preserve">Feature catalog per subtype: 3 features per axis × 3 axes = 9; one per axis locked behind "Araştırma gerekir" (research slot inside Product).</w:t>
       </w:r>
     </w:p>
     <w:p>
       <w:pPr>
         <w:numPr>
           <w:ilvl w:val="0"/>
-          <w:numId w:val="3"/>
+          <w:numId w:val="4"/>
+        </w:numPr>
+        <w:spacing w:after="0" w:afterAutospacing="0" w:before="0" w:beforeAutospacing="0" w:lineRule="auto"/>
+        <w:ind w:left="720" w:hanging="360"/>
+      </w:pPr>
+      <w:r>
+        <w:rPr>
+          <w:rtl w:val="0"/>
+        </w:rPr>
+        <w:t xml:space="preserve">Each feature carries: raw axis points, build effort, optional licence cost, research flag, usage weight (serving cost per user).</w:t>
+      </w:r>
+    </w:p>
+    <w:p>
+      <w:pPr>
+        <w:numPr>
+          <w:ilvl w:val="0"/>
+          <w:numId w:val="4"/>
         </w:numPr>
         <w:spacing w:after="240" w:before="0" w:beforeAutospacing="0" w:lineRule="auto"/>
         <w:ind w:left="720" w:hanging="360"/>
       </w:pPr>
       <w:r>
         <w:rPr>
-          <w:rtl w:val="0"/>
-        </w:rPr>
-        <w:t xml:space="preserve">Each feature: raw axis points, build effort, optional licence cost, research flag, usage weight (serving cost per user).</w:t>
+          <w:b w:val="1"/>
+          <w:bCs w:val="1"/>
+          <w:rtl w:val="0"/>
+        </w:rPr>
+        <w:t xml:space="preserve">No free/paid flag on features.</w:t>
+      </w:r>
+      <w:r>
+        <w:rPr>
+          <w:rtl w:val="0"/>
+        </w:rPr>
+        <w:t xml:space="preserve"> (rev 3's §3 is retired, see §11.)</w:t>
       </w:r>
     </w:p>
     <w:p>
@@ -193,7 +189,7 @@
           <w:szCs w:val="34"/>
         </w:rPr>
       </w:pPr>
-      <w:bookmarkStart w:colFirst="0" w:colLast="0" w:name="_hjniesb8j1r3" w:id="3"/>
+      <w:bookmarkStart w:colFirst="0" w:colLast="0" w:name="_5x4xnqebtdtk" w:id="3"/>
       <w:bookmarkEnd w:id="3"/>
       <w:r>
         <w:rPr>
@@ -203,20 +199,109 @@
           <w:szCs w:val="34"/>
           <w:rtl w:val="0"/>
         </w:rPr>
-        <w:t xml:space="preserve">3. Free / paid split</w:t>
-      </w:r>
-    </w:p>
-    <w:p>
-      <w:pPr>
-        <w:spacing w:after="240" w:before="240" w:lineRule="auto"/>
-        <w:rPr/>
-      </w:pPr>
-      <w:r>
-        <w:rPr>
-          <w:rFonts w:ascii="Arial Unicode MS" w:cs="Arial Unicode MS" w:eastAsia="Arial Unicode MS" w:hAnsi="Arial Unicode MS"/>
-          <w:rtl w:val="0"/>
-        </w:rPr>
-        <w:t xml:space="preserve">At publish and re-editable later, each shipped feature is Ücretsiz or Ücretli. Free features drive audience/word-of-mouth/usage (cost) and no revenue; paid features drive conversion and ARPU. Moving free → paid raises MRR and triggers a backlash event family (social criticism, audience churn spike) scaled by usage and Marka/Karizma; paid → free is a goodwill move.</w:t>
+        <w:t xml:space="preserve">3. Pricing (CHANGED — packaging cut)</w:t>
+      </w:r>
+    </w:p>
+    <w:p>
+      <w:pPr>
+        <w:numPr>
+          <w:ilvl w:val="0"/>
+          <w:numId w:val="1"/>
+        </w:numPr>
+        <w:spacing w:after="0" w:afterAutospacing="0" w:before="240" w:lineRule="auto"/>
+        <w:ind w:left="720" w:hanging="360"/>
+      </w:pPr>
+      <w:r>
+        <w:rPr>
+          <w:rtl w:val="0"/>
+        </w:rPr>
+        <w:t xml:space="preserve">The player sets a price. That is the whole decision.</w:t>
+      </w:r>
+    </w:p>
+    <w:p>
+      <w:pPr>
+        <w:numPr>
+          <w:ilvl w:val="0"/>
+          <w:numId w:val="1"/>
+        </w:numPr>
+        <w:spacing w:after="0" w:afterAutospacing="0" w:before="0" w:beforeAutospacing="0" w:lineRule="auto"/>
+        <w:ind w:left="720" w:hanging="360"/>
+      </w:pPr>
+      <w:r>
+        <w:rPr>
+          <w:b w:val="1"/>
+          <w:bCs w:val="1"/>
+          <w:rtl w:val="0"/>
+        </w:rPr>
+        <w:t xml:space="preserve">B2C:</w:t>
+      </w:r>
+      <w:r>
+        <w:rPr>
+          <w:rtl w:val="0"/>
+        </w:rPr>
+        <w:t xml:space="preserve"> the product has a free tier and a paid tier as a fact of the world, not as a player-configured package. Free users use the product and pay nothing; some convert to paying at a rate driven by price, product quality and bugs. The player does not compose packages, does not set usage limits, and does not mark features as paid-only.</w:t>
+      </w:r>
+    </w:p>
+    <w:p>
+      <w:pPr>
+        <w:numPr>
+          <w:ilvl w:val="0"/>
+          <w:numId w:val="1"/>
+        </w:numPr>
+        <w:spacing w:after="0" w:afterAutospacing="0" w:before="0" w:beforeAutospacing="0" w:lineRule="auto"/>
+        <w:ind w:left="720" w:hanging="360"/>
+      </w:pPr>
+      <w:r>
+        <w:rPr>
+          <w:b w:val="1"/>
+          <w:bCs w:val="1"/>
+          <w:rtl w:val="0"/>
+        </w:rPr>
+        <w:t xml:space="preserve">B2B:</w:t>
+      </w:r>
+      <w:r>
+        <w:rPr>
+          <w:rtl w:val="0"/>
+        </w:rPr>
+        <w:t xml:space="preserve"> contract price by scale and sector, as today. No free tier.</w:t>
+      </w:r>
+    </w:p>
+    <w:p>
+      <w:pPr>
+        <w:numPr>
+          <w:ilvl w:val="0"/>
+          <w:numId w:val="1"/>
+        </w:numPr>
+        <w:spacing w:after="240" w:before="0" w:beforeAutospacing="0" w:lineRule="auto"/>
+        <w:ind w:left="720" w:hanging="360"/>
+      </w:pPr>
+      <w:r>
+        <w:rPr>
+          <w:b w:val="1"/>
+          <w:bCs w:val="1"/>
+          <w:rtl w:val="0"/>
+        </w:rPr>
+        <w:t xml:space="preserve">UI rename:</w:t>
+      </w:r>
+      <w:r>
+        <w:rPr>
+          <w:rtl w:val="0"/>
+        </w:rPr>
+        <w:t xml:space="preserve"> what the interface today calls "deneyen" is renamed </w:t>
+      </w:r>
+      <w:r>
+        <w:rPr>
+          <w:b w:val="1"/>
+          <w:bCs w:val="1"/>
+          <w:rtl w:val="0"/>
+        </w:rPr>
+        <w:t xml:space="preserve">"Ücretsiz kullanıcı"</w:t>
+      </w:r>
+      <w:r>
+        <w:rPr>
+          <w:rtl w:val="0"/>
+        </w:rPr>
+        <w:t xml:space="preserve"> (free-tier user) everywhere it appears — product monitor, pricing panel, event copy. The number is the same; the name was misleading.</w:t>
       </w:r>
     </w:p>
     <w:p>
@@ -233,7 +318,7 @@
           <w:szCs w:val="34"/>
         </w:rPr>
       </w:pPr>
-      <w:bookmarkStart w:colFirst="0" w:colLast="0" w:name="_yvxt1ewdsd1u" w:id="4"/>
+      <w:bookmarkStart w:colFirst="0" w:colLast="0" w:name="_igjbkkkfgnj5" w:id="4"/>
       <w:bookmarkEnd w:id="4"/>
       <w:r>
         <w:rPr>
@@ -243,7 +328,7 @@
           <w:szCs w:val="34"/>
           <w:rtl w:val="0"/>
         </w:rPr>
-        <w:t xml:space="preserve">4. Version intent (NEW in rev 3)</w:t>
+        <w:t xml:space="preserve">4. Version intent</w:t>
       </w:r>
     </w:p>
     <w:p>
@@ -255,7 +340,7 @@
         <w:rPr>
           <w:rtl w:val="0"/>
         </w:rPr>
-        <w:t xml:space="preserve">Every version after v1 declares an intent at Konsept. All three run the same four phases; they differ in length, content and effect:</w:t>
+        <w:t xml:space="preserve">Every version after v1 declares an intent at Konsept; all three run the same four phases and differ in length, content and effect:</w:t>
       </w:r>
     </w:p>
     <w:tbl>
@@ -275,23 +360,23 @@
         <w:tblLook w:val="0600"/>
       </w:tblPr>
       <w:tblGrid>
-        <w:gridCol w:w="1318.3783783783783"/>
-        <w:gridCol w:w="2252.4324324324325"/>
-        <w:gridCol w:w="4412.4324324324325"/>
-        <w:gridCol w:w="1376.7567567567567"/>
+        <w:gridCol w:w="1345.4696419304619"/>
+        <w:gridCol w:w="1695.1946030098597"/>
+        <w:gridCol w:w="5367.306694343539"/>
+        <w:gridCol w:w="952.0290607161392"/>
         <w:tblGridChange w:id="0">
           <w:tblGrid>
-            <w:gridCol w:w="1318.3783783783783"/>
-            <w:gridCol w:w="2252.4324324324325"/>
-            <w:gridCol w:w="4412.4324324324325"/>
-            <w:gridCol w:w="1376.7567567567567"/>
+            <w:gridCol w:w="1345.4696419304619"/>
+            <w:gridCol w:w="1695.1946030098597"/>
+            <w:gridCol w:w="5367.306694343539"/>
+            <w:gridCol w:w="952.0290607161392"/>
           </w:tblGrid>
         </w:tblGridChange>
       </w:tblGrid>
       <w:tr>
         <w:trPr>
           <w:cantSplit w:val="0"/>
-          <w:trHeight w:val="800" w:hRule="atLeast"/>
+          <w:trHeight w:val="500" w:hRule="atLeast"/>
           <w:tblHeader w:val="0"/>
         </w:trPr>
         <w:tc>
@@ -361,7 +446,7 @@
                 <w:bCs w:val="1"/>
                 <w:rtl w:val="0"/>
               </w:rPr>
-              <w:t xml:space="preserve">What it contains</w:t>
+              <w:t xml:space="preserve">Contains</w:t>
             </w:r>
             <w:r>
               <w:rPr>
@@ -437,7 +522,7 @@
                 <w:bCs w:val="1"/>
                 <w:rtl w:val="0"/>
               </w:rPr>
-              <w:t xml:space="preserve">Typical length</w:t>
+              <w:t xml:space="preserve">Length</w:t>
             </w:r>
             <w:r>
               <w:rPr>
@@ -450,7 +535,7 @@
       <w:tr>
         <w:trPr>
           <w:cantSplit w:val="0"/>
-          <w:trHeight w:val="800" w:hRule="atLeast"/>
+          <w:trHeight w:val="785" w:hRule="atLeast"/>
           <w:tblHeader w:val="0"/>
         </w:trPr>
         <w:tc>
@@ -477,16 +562,9 @@
             </w:pPr>
             <w:r>
               <w:rPr>
-                <w:b w:val="1"/>
-                <w:bCs w:val="1"/>
                 <w:rtl w:val="0"/>
               </w:rPr>
               <w:t xml:space="preserve">Yeni özellik</w:t>
-            </w:r>
-            <w:r>
-              <w:rPr>
-                <w:rtl w:val="0"/>
-              </w:rPr>
             </w:r>
           </w:p>
         </w:tc>
@@ -516,7 +594,7 @@
               <w:rPr>
                 <w:rtl w:val="0"/>
               </w:rPr>
-              <w:t xml:space="preserve">new features from the catalog</w:t>
+              <w:t xml:space="preserve">new features</w:t>
             </w:r>
           </w:p>
         </w:tc>
@@ -547,7 +625,7 @@
                 <w:rFonts w:ascii="Arial Unicode MS" w:cs="Arial Unicode MS" w:eastAsia="Arial Unicode MS" w:hAnsi="Arial Unicode MS"/>
                 <w:rtl w:val="0"/>
               </w:rPr>
-              <w:t xml:space="preserve">axis points ↑, new bugs, usage ↑ (serving cost ↑), interest reset</w:t>
+              <w:t xml:space="preserve">axis points ↑, new bugs, usage ↑, interest reset</w:t>
             </w:r>
           </w:p>
         </w:tc>
@@ -585,7 +663,7 @@
       <w:tr>
         <w:trPr>
           <w:cantSplit w:val="0"/>
-          <w:trHeight w:val="800" w:hRule="atLeast"/>
+          <w:trHeight w:val="785" w:hRule="atLeast"/>
           <w:tblHeader w:val="0"/>
         </w:trPr>
         <w:tc>
@@ -612,16 +690,9 @@
             </w:pPr>
             <w:r>
               <w:rPr>
-                <w:b w:val="1"/>
-                <w:bCs w:val="1"/>
                 <w:rtl w:val="0"/>
               </w:rPr>
               <w:t xml:space="preserve">Kararlılık</w:t>
-            </w:r>
-            <w:r>
-              <w:rPr>
-                <w:rtl w:val="0"/>
-              </w:rPr>
             </w:r>
           </w:p>
         </w:tc>
@@ -681,7 +752,7 @@
               <w:rPr>
                 <w:rtl w:val="0"/>
               </w:rPr>
-              <w:t xml:space="preserve">live bug pool ↓, Kararlılık axis ↑, tech debt ↓, incident risk ↓</w:t>
+              <w:t xml:space="preserve">live bug pool ↓, Kararlılık ↑, tech debt ↓, incident risk ↓</w:t>
             </w:r>
           </w:p>
         </w:tc>
@@ -719,7 +790,7 @@
       <w:tr>
         <w:trPr>
           <w:cantSplit w:val="0"/>
-          <w:trHeight w:val="800" w:hRule="atLeast"/>
+          <w:trHeight w:val="500" w:hRule="atLeast"/>
           <w:tblHeader w:val="0"/>
         </w:trPr>
         <w:tc>
@@ -746,16 +817,9 @@
             </w:pPr>
             <w:r>
               <w:rPr>
-                <w:b w:val="1"/>
-                <w:bCs w:val="1"/>
                 <w:rtl w:val="0"/>
               </w:rPr>
               <w:t xml:space="preserve">Bakım</w:t>
-            </w:r>
-            <w:r>
-              <w:rPr>
-                <w:rtl w:val="0"/>
-              </w:rPr>
             </w:r>
           </w:p>
         </w:tc>
@@ -785,7 +849,7 @@
               <w:rPr>
                 <w:rtl w:val="0"/>
               </w:rPr>
-              <w:t xml:space="preserve">targeted fixes only</w:t>
+              <w:t xml:space="preserve">targeted fixes</w:t>
             </w:r>
           </w:p>
         </w:tc>
@@ -816,7 +880,7 @@
                 <w:rFonts w:ascii="Arial Unicode MS" w:cs="Arial Unicode MS" w:eastAsia="Arial Unicode MS" w:hAnsi="Arial Unicode MS"/>
                 <w:rtl w:val="0"/>
               </w:rPr>
-              <w:t xml:space="preserve">open validated bugs ↓ fast, capacity/incident risk ↓</w:t>
+              <w:t xml:space="preserve">open bugs ↓ fast, incident risk ↓</w:t>
             </w:r>
           </w:p>
         </w:tc>
@@ -854,30 +918,6 @@
     </w:tbl>
     <w:p>
       <w:pPr>
-        <w:spacing w:after="240" w:before="240" w:lineRule="auto"/>
-        <w:rPr/>
-      </w:pPr>
-      <w:r>
-        <w:rPr>
-          <w:rtl w:val="0"/>
-        </w:rPr>
-        <w:t xml:space="preserve">Why it exists: without it the player is pushed to add features forever; with it "sağlamlaştırma" is a real, costed decision and the Ops pressure (chapter 06) has a legitimate answer inside the Product tab. Maintenance and stability work is done by developers — this is why Operations needs no tab and no separate ops staff in v1.</w:t>
-      </w:r>
-    </w:p>
-    <w:p>
-      <w:pPr>
-        <w:spacing w:after="240" w:before="240" w:lineRule="auto"/>
-        <w:rPr/>
-      </w:pPr>
-      <w:r>
-        <w:rPr>
-          <w:rtl w:val="0"/>
-        </w:rPr>
-        <w:t xml:space="preserve">Interest/version age: a Yeni özellik release resets interest most; Kararlılık partially; Bakım barely. So a player who only hardens will hold quality but lose market attention — a genuine trade.</w:t>
-      </w:r>
-    </w:p>
-    <w:p>
-      <w:pPr>
         <w:pStyle w:val="Heading2"/>
         <w:keepNext w:val="0"/>
         <w:keepLines w:val="0"/>
@@ -890,7 +930,7 @@
           <w:szCs w:val="34"/>
         </w:rPr>
       </w:pPr>
-      <w:bookmarkStart w:colFirst="0" w:colLast="0" w:name="_31dfvnfzmiz2" w:id="5"/>
+      <w:bookmarkStart w:colFirst="0" w:colLast="0" w:name="_79fzcbopozwz" w:id="5"/>
       <w:bookmarkEnd w:id="5"/>
       <w:r>
         <w:rPr>
@@ -912,7 +952,7 @@
         <w:rPr>
           <w:rtl w:val="0"/>
         </w:rPr>
-        <w:t xml:space="preserve">Auto-advancing rounds, max 4, one refilling bar, round as text ("Tur 2", cap "Tur 4 · son"), diminishing gains, "Geliştirmeye geç →" from end of round 1; mid-round develop abandons the partial round. Short design = more tech debt. For Kararlılık/Bakım intents the design phase is shortened or skipped [WORKING].</w:t>
+        <w:t xml:space="preserve">Auto-advancing rounds, max 4, one refilling bar, round as text ("Tur 2", cap "Tur 4 · son"), diminishing gains, "Geliştirmeye geç →" from the end of round 1; mid-round develop abandons the partial round. Short design = more tech debt.</w:t>
       </w:r>
     </w:p>
     <w:p>
@@ -929,7 +969,7 @@
           <w:szCs w:val="34"/>
         </w:rPr>
       </w:pPr>
-      <w:bookmarkStart w:colFirst="0" w:colLast="0" w:name="_2w7ys5ew2hz1" w:id="6"/>
+      <w:bookmarkStart w:colFirst="0" w:colLast="0" w:name="_1hlh801hxr3e" w:id="6"/>
       <w:bookmarkEnd w:id="6"/>
       <w:r>
         <w:rPr>
@@ -968,7 +1008,7 @@
           <w:szCs w:val="34"/>
         </w:rPr>
       </w:pPr>
-      <w:bookmarkStart w:colFirst="0" w:colLast="0" w:name="_34schid3xj57" w:id="7"/>
+      <w:bookmarkStart w:colFirst="0" w:colLast="0" w:name="_l3b8yst0h558" w:id="7"/>
       <w:bookmarkEnd w:id="7"/>
       <w:r>
         <w:rPr>
@@ -978,19 +1018,93 @@
           <w:szCs w:val="34"/>
           <w:rtl w:val="0"/>
         </w:rPr>
-        <w:t xml:space="preserve">7. BETA — discovery curve</w:t>
-      </w:r>
-    </w:p>
-    <w:p>
-      <w:pPr>
-        <w:spacing w:after="240" w:before="240" w:lineRule="auto"/>
-        <w:rPr/>
-      </w:pPr>
-      <w:r>
-        <w:rPr>
-          <w:rtl w:val="0"/>
-        </w:rPr>
-        <w:t xml:space="preserve">Counter, not a bar: BULUNAN / ÇÖZÜLEN / KALAN. Discovery decays: the first days find many bugs, then finding slows; "zero bugs" is not reachable in practice. Shipping with a high remaining count front-loads live tickets and incident risk.</w:t>
+        <w:t xml:space="preserve">7. BETA — discovery decays</w:t>
+      </w:r>
+    </w:p>
+    <w:p>
+      <w:pPr>
+        <w:numPr>
+          <w:ilvl w:val="0"/>
+          <w:numId w:val="7"/>
+        </w:numPr>
+        <w:spacing w:after="0" w:afterAutospacing="0" w:before="240" w:lineRule="auto"/>
+        <w:ind w:left="720" w:hanging="360"/>
+      </w:pPr>
+      <w:r>
+        <w:rPr>
+          <w:rtl w:val="0"/>
+        </w:rPr>
+        <w:t xml:space="preserve">Counter, not a bar: BULUNAN / ÇÖZÜLEN / KALAN. The whole assigned team hunts bugs.</w:t>
+      </w:r>
+    </w:p>
+    <w:p>
+      <w:pPr>
+        <w:numPr>
+          <w:ilvl w:val="0"/>
+          <w:numId w:val="7"/>
+        </w:numPr>
+        <w:spacing w:after="0" w:afterAutospacing="0" w:before="0" w:beforeAutospacing="0" w:lineRule="auto"/>
+        <w:ind w:left="720" w:hanging="360"/>
+      </w:pPr>
+      <w:r>
+        <w:rPr>
+          <w:b w:val="1"/>
+          <w:bCs w:val="1"/>
+          <w:rtl w:val="0"/>
+        </w:rPr>
+        <w:t xml:space="preserve">Discovery decays sharply.</w:t>
+      </w:r>
+      <w:r>
+        <w:rPr>
+          <w:rtl w:val="0"/>
+        </w:rPr>
+        <w:t xml:space="preserve"> The first days find many; later the team finds one every few days. Zero is never reached, and waiting for it is the trap.</w:t>
+      </w:r>
+    </w:p>
+    <w:p>
+      <w:pPr>
+        <w:numPr>
+          <w:ilvl w:val="0"/>
+          <w:numId w:val="7"/>
+        </w:numPr>
+        <w:spacing w:after="0" w:afterAutospacing="0" w:before="0" w:beforeAutospacing="0" w:lineRule="auto"/>
+        <w:ind w:left="720" w:hanging="360"/>
+      </w:pPr>
+      <w:r>
+        <w:rPr>
+          <w:rtl w:val="0"/>
+        </w:rPr>
+        <w:t xml:space="preserve">The alternative is deliberate: </w:t>
+      </w:r>
+      <w:r>
+        <w:rPr>
+          <w:b w:val="1"/>
+          <w:bCs w:val="1"/>
+          <w:rtl w:val="0"/>
+        </w:rPr>
+        <w:t xml:space="preserve">shipping finds bugs faster than testing does</w:t>
+      </w:r>
+      <w:r>
+        <w:rPr>
+          <w:rtl w:val="0"/>
+        </w:rPr>
+        <w:t xml:space="preserve">, because live users hit them. That makes "ship earlier and fix in support" a legitimate strategy with a real cost (bugs go live, satisfaction and conversion suffer).</w:t>
+      </w:r>
+    </w:p>
+    <w:p>
+      <w:pPr>
+        <w:numPr>
+          <w:ilvl w:val="0"/>
+          <w:numId w:val="7"/>
+        </w:numPr>
+        <w:spacing w:after="240" w:before="0" w:beforeAutospacing="0" w:lineRule="auto"/>
+        <w:ind w:left="720" w:hanging="360"/>
+      </w:pPr>
+      <w:r>
+        <w:rPr>
+          <w:rtl w:val="0"/>
+        </w:rPr>
+        <w:t xml:space="preserve">Tooltip on ship: "{n} hata canlıya taşınır".</w:t>
       </w:r>
     </w:p>
     <w:p>
@@ -1007,7 +1121,7 @@
           <w:szCs w:val="34"/>
         </w:rPr>
       </w:pPr>
-      <w:bookmarkStart w:colFirst="0" w:colLast="0" w:name="_lc9l7orrh6b6" w:id="8"/>
+      <w:bookmarkStart w:colFirst="0" w:colLast="0" w:name="_c8jnf1ctryf9" w:id="8"/>
       <w:bookmarkEnd w:id="8"/>
       <w:r>
         <w:rPr>
@@ -1017,19 +1131,109 @@
           <w:szCs w:val="34"/>
           <w:rtl w:val="0"/>
         </w:rPr>
-        <w:t xml:space="preserve">8. CANLI / DESTEK — live bug inflow</w:t>
-      </w:r>
-    </w:p>
-    <w:p>
-      <w:pPr>
-        <w:spacing w:after="240" w:before="240" w:lineRule="auto"/>
-        <w:rPr/>
-      </w:pPr>
-      <w:r>
-        <w:rPr>
-          <w:rtl w:val="0"/>
-        </w:rPr>
-        <w:t xml:space="preserve">Team triages incoming reports (validate/reject), fixes, ships patches. New bugs keep arriving: inflow = f(usage, tech debt, version age, features shipped). Support load (chapter 06 §1.2) reads this. Decision on the same bar: "V2 geliştir →" reopens Konsept with the intent choice. During a version build, whoever is not on the build team covers support; nobody covering = load unhandled → satisfaction falls.</w:t>
+        <w:t xml:space="preserve">8. CANLI / DESTEK — and the support-vs-build tension (CHANGED, explicit)</w:t>
+      </w:r>
+    </w:p>
+    <w:p>
+      <w:pPr>
+        <w:numPr>
+          <w:ilvl w:val="0"/>
+          <w:numId w:val="3"/>
+        </w:numPr>
+        <w:spacing w:after="0" w:afterAutospacing="0" w:before="240" w:lineRule="auto"/>
+        <w:ind w:left="720" w:hanging="360"/>
+      </w:pPr>
+      <w:r>
+        <w:rPr>
+          <w:rtl w:val="0"/>
+        </w:rPr>
+        <w:t xml:space="preserve">After publish the assigned team stays on the product in DESTEK: incoming reports are triaged, fixed, and patched. Live bug inflow never stops: inflow = f(usage, tech debt, version age, features shipped).</w:t>
+      </w:r>
+    </w:p>
+    <w:p>
+      <w:pPr>
+        <w:numPr>
+          <w:ilvl w:val="0"/>
+          <w:numId w:val="3"/>
+        </w:numPr>
+        <w:spacing w:after="0" w:afterAutospacing="0" w:before="0" w:beforeAutospacing="0" w:lineRule="auto"/>
+        <w:ind w:left="720" w:hanging="360"/>
+      </w:pPr>
+      <w:r>
+        <w:rPr>
+          <w:b w:val="1"/>
+          <w:bCs w:val="1"/>
+          <w:rtl w:val="0"/>
+        </w:rPr>
+        <w:t xml:space="preserve">Starting a new version pulls that team off support.</w:t>
+      </w:r>
+      <w:r>
+        <w:rPr>
+          <w:rtl w:val="0"/>
+        </w:rPr>
+        <w:t xml:space="preserve"> With no second team, support is unmanned: bugs pile up, satisfaction falls, complaints and incidents become likelier. So a fast, focused build is itself a virtue — the longer the build runs, the longer the live product bleeds.</w:t>
+      </w:r>
+    </w:p>
+    <w:p>
+      <w:pPr>
+        <w:numPr>
+          <w:ilvl w:val="0"/>
+          <w:numId w:val="3"/>
+        </w:numPr>
+        <w:spacing w:after="0" w:afterAutospacing="0" w:before="0" w:beforeAutospacing="0" w:lineRule="auto"/>
+        <w:ind w:left="720" w:hanging="360"/>
+      </w:pPr>
+      <w:r>
+        <w:rPr>
+          <w:rtl w:val="0"/>
+        </w:rPr>
+        <w:t xml:space="preserve">With more people, the player can split: one group builds, another supports. This is the reason to hire, and the reason coverage (chapter 06/07) bites.</w:t>
+      </w:r>
+    </w:p>
+    <w:p>
+      <w:pPr>
+        <w:numPr>
+          <w:ilvl w:val="0"/>
+          <w:numId w:val="3"/>
+        </w:numPr>
+        <w:spacing w:after="0" w:afterAutospacing="0" w:before="0" w:beforeAutospacing="0" w:lineRule="auto"/>
+        <w:ind w:left="720" w:hanging="360"/>
+      </w:pPr>
+      <w:r>
+        <w:rPr>
+          <w:rtl w:val="0"/>
+        </w:rPr>
+        <w:t xml:space="preserve">[WORKING, to decide] Whether a build can be </w:t>
+      </w:r>
+      <w:r>
+        <w:rPr>
+          <w:b w:val="1"/>
+          <w:bCs w:val="1"/>
+          <w:rtl w:val="0"/>
+        </w:rPr>
+        <w:t xml:space="preserve">paused</w:t>
+      </w:r>
+      <w:r>
+        <w:rPr>
+          <w:rtl w:val="0"/>
+        </w:rPr>
+        <w:t xml:space="preserve"> to put the team back on support for a while. Direction: allow it, with the partial build's progress kept and version age continuing to run.</w:t>
+      </w:r>
+    </w:p>
+    <w:p>
+      <w:pPr>
+        <w:numPr>
+          <w:ilvl w:val="0"/>
+          <w:numId w:val="3"/>
+        </w:numPr>
+        <w:spacing w:after="240" w:before="0" w:beforeAutospacing="0" w:lineRule="auto"/>
+        <w:ind w:left="720" w:hanging="360"/>
+      </w:pPr>
+      <w:r>
+        <w:rPr>
+          <w:rtl w:val="0"/>
+        </w:rPr>
+        <w:t xml:space="preserve">Decision on the same bar: "V2 geliştir →" reopens Konsept.</w:t>
       </w:r>
     </w:p>
     <w:p>
@@ -1046,7 +1250,7 @@
           <w:szCs w:val="34"/>
         </w:rPr>
       </w:pPr>
-      <w:bookmarkStart w:colFirst="0" w:colLast="0" w:name="_jxydycxj3ea6" w:id="9"/>
+      <w:bookmarkStart w:colFirst="0" w:colLast="0" w:name="_oa7ze9wdk2ta" w:id="9"/>
       <w:bookmarkEnd w:id="9"/>
       <w:r>
         <w:rPr>
@@ -1063,7 +1267,7 @@
       <w:pPr>
         <w:numPr>
           <w:ilvl w:val="0"/>
-          <w:numId w:val="1"/>
+          <w:numId w:val="2"/>
         </w:numPr>
         <w:spacing w:after="240" w:before="240" w:lineRule="auto"/>
         <w:ind w:left="720" w:hanging="360"/>
@@ -1072,7 +1276,7 @@
         <w:rPr>
           <w:rtl w:val="0"/>
         </w:rPr>
-        <w:t xml:space="preserve">Fiyat · 2. Ücretsiz–ücretli dağılımı · 3. </w:t>
+        <w:t xml:space="preserve">Fiyat · 2. </w:t>
       </w:r>
       <w:r>
         <w:rPr>
@@ -1086,7 +1290,7 @@
         <w:rPr>
           <w:rtl w:val="0"/>
         </w:rPr>
-        <w:t xml:space="preserve">: provider (service quality: reliability, latency, enterprise eligibility) + capacity (independent, scalable any time) — chapter 06 §2 · 4. Confirm ("{n} hata canlıya taşınır"). Re-asked at each version, pre-filled.</w:t>
+        <w:t xml:space="preserve">: provider (service quality) + capacity (independent, scalable any time) · 3. Confirm ("{n} hata canlıya taşınır"). Re-asked at each version, pre-filled.</w:t>
       </w:r>
     </w:p>
     <w:p>
@@ -1103,7 +1307,7 @@
           <w:szCs w:val="34"/>
         </w:rPr>
       </w:pPr>
-      <w:bookmarkStart w:colFirst="0" w:colLast="0" w:name="_8jazigfzd2wy" w:id="10"/>
+      <w:bookmarkStart w:colFirst="0" w:colLast="0" w:name="_ik23x5mdb4qj" w:id="10"/>
       <w:bookmarkEnd w:id="10"/>
       <w:r>
         <w:rPr>
@@ -1125,7 +1329,21 @@
         <w:rPr>
           <w:rtl w:val="0"/>
         </w:rPr>
-        <w:t xml:space="preserve">price · MRR · customers (B2B) / audience + paying (B2C) · churn · satisfaction · interest/demand · open validated bugs · version + age + intent of last version · tech debt · support load vs capacity · capacity headroom · gross margin. One source per field.</w:t>
+        <w:t xml:space="preserve">price · MRR · </w:t>
+      </w:r>
+      <w:r>
+        <w:rPr>
+          <w:b w:val="1"/>
+          <w:bCs w:val="1"/>
+          <w:rtl w:val="0"/>
+        </w:rPr>
+        <w:t xml:space="preserve">ücretsiz kullanıcı</w:t>
+      </w:r>
+      <w:r>
+        <w:rPr>
+          <w:rtl w:val="0"/>
+        </w:rPr>
+        <w:t xml:space="preserve"> and paying users (B2C) / accounts (B2B) · churn · satisfaction · interest/demand · open bugs · version + age + last intent · tech debt · support load vs capacity · capacity headroom · gross margin. One source per field.</w:t>
       </w:r>
     </w:p>
     <w:p>
@@ -1142,7 +1360,7 @@
           <w:szCs w:val="34"/>
         </w:rPr>
       </w:pPr>
-      <w:bookmarkStart w:colFirst="0" w:colLast="0" w:name="_mg36trsevxkn" w:id="11"/>
+      <w:bookmarkStart w:colFirst="0" w:colLast="0" w:name="_8qylvbfoo5yf" w:id="11"/>
       <w:bookmarkEnd w:id="11"/>
       <w:r>
         <w:rPr>
@@ -1152,19 +1370,55 @@
           <w:szCs w:val="34"/>
           <w:rtl w:val="0"/>
         </w:rPr>
-        <w:t xml:space="preserve">11. Team on the build (OPEN)</w:t>
-      </w:r>
-    </w:p>
-    <w:p>
-      <w:pPr>
-        <w:spacing w:after="240" w:before="240" w:lineRule="auto"/>
-        <w:rPr/>
-      </w:pPr>
-      <w:r>
-        <w:rPr>
-          <w:rtl w:val="0"/>
-        </w:rPr>
-        <w:t xml:space="preserve">Ceiling/speed formula not locked; re-derived at rebuild. Proposal under review: design ceiling from team Tasarım, speed from Geliştirme + Hız, bugs inverse to Geliştirme. Assigned members locked out of other jobs.</w:t>
+        <w:t xml:space="preserve">11. What rev 4 removes (do not re-introduce)</w:t>
+      </w:r>
+    </w:p>
+    <w:p>
+      <w:pPr>
+        <w:numPr>
+          <w:ilvl w:val="0"/>
+          <w:numId w:val="6"/>
+        </w:numPr>
+        <w:spacing w:after="0" w:afterAutospacing="0" w:before="240" w:lineRule="auto"/>
+        <w:ind w:left="720" w:hanging="360"/>
+      </w:pPr>
+      <w:r>
+        <w:rPr>
+          <w:rtl w:val="0"/>
+        </w:rPr>
+        <w:t xml:space="preserve">Per-feature Ücretsiz/Ücretli flags.</w:t>
+      </w:r>
+    </w:p>
+    <w:p>
+      <w:pPr>
+        <w:numPr>
+          <w:ilvl w:val="0"/>
+          <w:numId w:val="6"/>
+        </w:numPr>
+        <w:spacing w:after="0" w:afterAutospacing="0" w:before="0" w:beforeAutospacing="0" w:lineRule="auto"/>
+        <w:ind w:left="720" w:hanging="360"/>
+      </w:pPr>
+      <w:r>
+        <w:rPr>
+          <w:rtl w:val="0"/>
+        </w:rPr>
+        <w:t xml:space="preserve">The publish-time packaging screen, free usage limits, paid-only feature gating, and the paywall-backlash event family.</w:t>
+      </w:r>
+    </w:p>
+    <w:p>
+      <w:pPr>
+        <w:numPr>
+          <w:ilvl w:val="0"/>
+          <w:numId w:val="6"/>
+        </w:numPr>
+        <w:spacing w:after="240" w:before="0" w:beforeAutospacing="0" w:lineRule="auto"/>
+        <w:ind w:left="720" w:hanging="360"/>
+      </w:pPr>
+      <w:r>
+        <w:rPr>
+          <w:rtl w:val="0"/>
+        </w:rPr>
+        <w:t xml:space="preserve">The beta-user program (opt-in beta channel, beta testers as bug finders). Bug discovery in BETA is the team's work; users find bugs only after ship, through normal live inflow.</w:t>
       </w:r>
     </w:p>
     <w:p>
@@ -1181,7 +1435,7 @@
           <w:szCs w:val="34"/>
         </w:rPr>
       </w:pPr>
-      <w:bookmarkStart w:colFirst="0" w:colLast="0" w:name="_4k5zc7ypj5uu" w:id="12"/>
+      <w:bookmarkStart w:colFirst="0" w:colLast="0" w:name="_3lccbevcxhkm" w:id="12"/>
       <w:bookmarkEnd w:id="12"/>
       <w:r>
         <w:rPr>
@@ -1203,21 +1457,7 @@
         <w:rPr>
           <w:rtl w:val="0"/>
         </w:rPr>
-        <w:t xml:space="preserve">DESTEK as a first-class phase · Beta counter instead of a bar · discovery curve · live bug inflow · bar permanence after ship · triage/patch loop · research slot · version age tracked · free/paid split + backlash events · publish flow with Altyapı step · usage weight per feature · </w:t>
-      </w:r>
-      <w:r>
-        <w:rPr>
-          <w:b w:val="1"/>
-          <w:bCs w:val="1"/>
-          <w:rtl w:val="0"/>
-        </w:rPr>
-        <w:t xml:space="preserve">version intent</w:t>
-      </w:r>
-      <w:r>
-        <w:rPr>
-          <w:rtl w:val="0"/>
-        </w:rPr>
-        <w:t xml:space="preserve">.</w:t>
+        <w:t xml:space="preserve">DESTEK as a first-class phase · Beta counter instead of a bar · decaying discovery · live bug inflow feeding support · bar permanence after ship · triage/patch loop · research slot · version age tracked · publish flow with Altyapı step · usage weight per feature · version intent · support unmanned while building · "deneyen" → "Ücretsiz kullanıcı" rename.</w:t>
       </w:r>
     </w:p>
     <w:p>
@@ -1234,7 +1474,7 @@
           <w:szCs w:val="34"/>
         </w:rPr>
       </w:pPr>
-      <w:bookmarkStart w:colFirst="0" w:colLast="0" w:name="_hayu39986hiu" w:id="13"/>
+      <w:bookmarkStart w:colFirst="0" w:colLast="0" w:name="_4jd0fb3kdr34" w:id="13"/>
       <w:bookmarkEnd w:id="13"/>
       <w:r>
         <w:rPr>
@@ -1254,9 +1494,10 @@
       </w:pPr>
       <w:r>
         <w:rPr>
-          <w:rtl w:val="0"/>
-        </w:rPr>
-        <w:t xml:space="preserve">Sales: version age → feature asks; bugs → complaints; satisfaction ← support · Ops: usage → serving cost; bugs → load; debt → incidents; Kararlılık/Bakım are the answers to Ops pressure · Finance: price × customers = MRR; serving cost; licence costs · HR: assignment lock, skills · Events: ship/version moments, backlash, incident · Rivals: version age vs rival releases.</w:t>
+          <w:rFonts w:ascii="Arial Unicode MS" w:cs="Arial Unicode MS" w:eastAsia="Arial Unicode MS" w:hAnsi="Arial Unicode MS"/>
+          <w:rtl w:val="0"/>
+        </w:rPr>
+        <w:t xml:space="preserve">Sales: version age → feature asks; bugs → complaints; satisfaction ← support · Ops: usage → serving cost (free-tier users included); bugs → load; debt → incidents · Finance: price × paying users = MRR; serving cost · HR: assignment lock, second team, coverage · Events: ship moments, bug complaints, incident, price/paid-tier moment · Rivals: version age vs rival releases.</w:t>
       </w:r>
     </w:p>
     <w:p>
@@ -1273,7 +1514,7 @@
           <w:szCs w:val="34"/>
         </w:rPr>
       </w:pPr>
-      <w:bookmarkStart w:colFirst="0" w:colLast="0" w:name="_6bhubsekol9k" w:id="14"/>
+      <w:bookmarkStart w:colFirst="0" w:colLast="0" w:name="_spkwvoz78xfz" w:id="14"/>
       <w:bookmarkEnd w:id="14"/>
       <w:r>
         <w:rPr>
@@ -1295,14 +1536,14 @@
         <w:rPr>
           <w:rtl w:val="0"/>
         </w:rPr>
-        <w:t xml:space="preserve">Team ceiling formula · patch cadence (automatic vs "Yama yayınla") · whether B2B also uses free/paid or only tiering · demo availability of AI vs SaaS product types · whether Kararlılık skips TASARIM entirely.</w:t>
+        <w:t xml:space="preserve">Team ceiling formula · patch cadence · pausing a build for support (§8) · whether B2C paid tier opens automatically at first revenue or by a played decision (§ see event note).</w:t>
       </w:r>
     </w:p>
     <w:p>
       <w:pPr>
         <w:numPr>
           <w:ilvl w:val="0"/>
-          <w:numId w:val="2"/>
+          <w:numId w:val="5"/>
         </w:numPr>
         <w:spacing w:after="240" w:before="240" w:lineRule="auto"/>
         <w:ind w:left="720" w:hanging="360"/>
@@ -1340,8 +1581,8 @@
   <w:abstractNum w:abstractNumId="1">
     <w:lvl w:ilvl="0">
       <w:start w:val="1"/>
-      <w:numFmt w:val="decimal"/>
-      <w:lvlText w:val="%1."/>
+      <w:numFmt w:val="bullet"/>
+      <w:lvlText w:val="●"/>
       <w:lvlJc w:val="left"/>
       <w:pPr>
         <w:ind w:left="720" w:hanging="360"/>
@@ -1352,8 +1593,8 @@
     </w:lvl>
     <w:lvl w:ilvl="1">
       <w:start w:val="1"/>
-      <w:numFmt w:val="lowerLetter"/>
-      <w:lvlText w:val="%2."/>
+      <w:numFmt w:val="bullet"/>
+      <w:lvlText w:val="○"/>
       <w:lvlJc w:val="left"/>
       <w:pPr>
         <w:ind w:left="1440" w:hanging="360"/>
@@ -1364,8 +1605,8 @@
     </w:lvl>
     <w:lvl w:ilvl="2">
       <w:start w:val="1"/>
-      <w:numFmt w:val="lowerRoman"/>
-      <w:lvlText w:val="%3."/>
+      <w:numFmt w:val="bullet"/>
+      <w:lvlText w:val="■"/>
       <w:lvlJc w:val="left"/>
       <w:pPr>
         <w:ind w:left="2160" w:hanging="360"/>
@@ -1376,8 +1617,8 @@
     </w:lvl>
     <w:lvl w:ilvl="3">
       <w:start w:val="1"/>
-      <w:numFmt w:val="decimal"/>
-      <w:lvlText w:val="%4."/>
+      <w:numFmt w:val="bullet"/>
+      <w:lvlText w:val="●"/>
       <w:lvlJc w:val="left"/>
       <w:pPr>
         <w:ind w:left="2880" w:hanging="360"/>
@@ -1388,8 +1629,8 @@
     </w:lvl>
     <w:lvl w:ilvl="4">
       <w:start w:val="1"/>
-      <w:numFmt w:val="lowerLetter"/>
-      <w:lvlText w:val="%5."/>
+      <w:numFmt w:val="bullet"/>
+      <w:lvlText w:val="○"/>
       <w:lvlJc w:val="left"/>
       <w:pPr>
         <w:ind w:left="3600" w:hanging="360"/>
@@ -1400,8 +1641,8 @@
     </w:lvl>
     <w:lvl w:ilvl="5">
       <w:start w:val="1"/>
-      <w:numFmt w:val="lowerRoman"/>
-      <w:lvlText w:val="%6."/>
+      <w:numFmt w:val="bullet"/>
+      <w:lvlText w:val="■"/>
       <w:lvlJc w:val="left"/>
       <w:pPr>
         <w:ind w:left="4320" w:hanging="360"/>
@@ -1412,8 +1653,8 @@
     </w:lvl>
     <w:lvl w:ilvl="6">
       <w:start w:val="1"/>
-      <w:numFmt w:val="decimal"/>
-      <w:lvlText w:val="%7."/>
+      <w:numFmt w:val="bullet"/>
+      <w:lvlText w:val="●"/>
       <w:lvlJc w:val="left"/>
       <w:pPr>
         <w:ind w:left="5040" w:hanging="360"/>
@@ -1424,8 +1665,8 @@
     </w:lvl>
     <w:lvl w:ilvl="7">
       <w:start w:val="1"/>
-      <w:numFmt w:val="lowerLetter"/>
-      <w:lvlText w:val="%8."/>
+      <w:numFmt w:val="bullet"/>
+      <w:lvlText w:val="○"/>
       <w:lvlJc w:val="left"/>
       <w:pPr>
         <w:ind w:left="5760" w:hanging="360"/>
@@ -1436,8 +1677,8 @@
     </w:lvl>
     <w:lvl w:ilvl="8">
       <w:start w:val="1"/>
-      <w:numFmt w:val="lowerRoman"/>
-      <w:lvlText w:val="%9."/>
+      <w:numFmt w:val="bullet"/>
+      <w:lvlText w:val="■"/>
       <w:lvlJc w:val="left"/>
       <w:pPr>
         <w:ind w:left="6480" w:hanging="360"/>
@@ -1450,8 +1691,8 @@
   <w:abstractNum w:abstractNumId="2">
     <w:lvl w:ilvl="0">
       <w:start w:val="1"/>
-      <w:numFmt w:val="bullet"/>
-      <w:lvlText w:val="●"/>
+      <w:numFmt w:val="decimal"/>
+      <w:lvlText w:val="%1."/>
       <w:lvlJc w:val="left"/>
       <w:pPr>
         <w:ind w:left="720" w:hanging="360"/>
@@ -1462,8 +1703,8 @@
     </w:lvl>
     <w:lvl w:ilvl="1">
       <w:start w:val="1"/>
-      <w:numFmt w:val="bullet"/>
-      <w:lvlText w:val="○"/>
+      <w:numFmt w:val="lowerLetter"/>
+      <w:lvlText w:val="%2."/>
       <w:lvlJc w:val="left"/>
       <w:pPr>
         <w:ind w:left="1440" w:hanging="360"/>
@@ -1474,8 +1715,8 @@
     </w:lvl>
     <w:lvl w:ilvl="2">
       <w:start w:val="1"/>
-      <w:numFmt w:val="bullet"/>
-      <w:lvlText w:val="■"/>
+      <w:numFmt w:val="lowerRoman"/>
+      <w:lvlText w:val="%3."/>
       <w:lvlJc w:val="left"/>
       <w:pPr>
         <w:ind w:left="2160" w:hanging="360"/>
@@ -1486,8 +1727,8 @@
     </w:lvl>
     <w:lvl w:ilvl="3">
       <w:start w:val="1"/>
-      <w:numFmt w:val="bullet"/>
-      <w:lvlText w:val="●"/>
+      <w:numFmt w:val="decimal"/>
+      <w:lvlText w:val="%4."/>
       <w:lvlJc w:val="left"/>
       <w:pPr>
         <w:ind w:left="2880" w:hanging="360"/>
@@ -1498,8 +1739,8 @@
     </w:lvl>
     <w:lvl w:ilvl="4">
       <w:start w:val="1"/>
-      <w:numFmt w:val="bullet"/>
-      <w:lvlText w:val="○"/>
+      <w:numFmt w:val="lowerLetter"/>
+      <w:lvlText w:val="%5."/>
       <w:lvlJc w:val="left"/>
       <w:pPr>
         <w:ind w:left="3600" w:hanging="360"/>
@@ -1510,8 +1751,8 @@
     </w:lvl>
     <w:lvl w:ilvl="5">
       <w:start w:val="1"/>
-      <w:numFmt w:val="bullet"/>
-      <w:lvlText w:val="■"/>
+      <w:numFmt w:val="lowerRoman"/>
+      <w:lvlText w:val="%6."/>
       <w:lvlJc w:val="left"/>
       <w:pPr>
         <w:ind w:left="4320" w:hanging="360"/>
@@ -1522,8 +1763,8 @@
     </w:lvl>
     <w:lvl w:ilvl="6">
       <w:start w:val="1"/>
-      <w:numFmt w:val="bullet"/>
-      <w:lvlText w:val="●"/>
+      <w:numFmt w:val="decimal"/>
+      <w:lvlText w:val="%7."/>
       <w:lvlJc w:val="left"/>
       <w:pPr>
         <w:ind w:left="5040" w:hanging="360"/>
@@ -1534,8 +1775,8 @@
     </w:lvl>
     <w:lvl w:ilvl="7">
       <w:start w:val="1"/>
-      <w:numFmt w:val="bullet"/>
-      <w:lvlText w:val="○"/>
+      <w:numFmt w:val="lowerLetter"/>
+      <w:lvlText w:val="%8."/>
       <w:lvlJc w:val="left"/>
       <w:pPr>
         <w:ind w:left="5760" w:hanging="360"/>
@@ -1546,8 +1787,8 @@
     </w:lvl>
     <w:lvl w:ilvl="8">
       <w:start w:val="1"/>
-      <w:numFmt w:val="bullet"/>
-      <w:lvlText w:val="■"/>
+      <w:numFmt w:val="lowerRoman"/>
+      <w:lvlText w:val="%9."/>
       <w:lvlJc w:val="left"/>
       <w:pPr>
         <w:ind w:left="6480" w:hanging="360"/>
@@ -1558,6 +1799,446 @@
     </w:lvl>
   </w:abstractNum>
   <w:abstractNum w:abstractNumId="3">
+    <w:lvl w:ilvl="0">
+      <w:start w:val="1"/>
+      <w:numFmt w:val="bullet"/>
+      <w:lvlText w:val="●"/>
+      <w:lvlJc w:val="left"/>
+      <w:pPr>
+        <w:ind w:left="720" w:hanging="360"/>
+      </w:pPr>
+      <w:rPr>
+        <w:u w:val="none"/>
+      </w:rPr>
+    </w:lvl>
+    <w:lvl w:ilvl="1">
+      <w:start w:val="1"/>
+      <w:numFmt w:val="bullet"/>
+      <w:lvlText w:val="○"/>
+      <w:lvlJc w:val="left"/>
+      <w:pPr>
+        <w:ind w:left="1440" w:hanging="360"/>
+      </w:pPr>
+      <w:rPr>
+        <w:u w:val="none"/>
+      </w:rPr>
+    </w:lvl>
+    <w:lvl w:ilvl="2">
+      <w:start w:val="1"/>
+      <w:numFmt w:val="bullet"/>
+      <w:lvlText w:val="■"/>
+      <w:lvlJc w:val="left"/>
+      <w:pPr>
+        <w:ind w:left="2160" w:hanging="360"/>
+      </w:pPr>
+      <w:rPr>
+        <w:u w:val="none"/>
+      </w:rPr>
+    </w:lvl>
+    <w:lvl w:ilvl="3">
+      <w:start w:val="1"/>
+      <w:numFmt w:val="bullet"/>
+      <w:lvlText w:val="●"/>
+      <w:lvlJc w:val="left"/>
+      <w:pPr>
+        <w:ind w:left="2880" w:hanging="360"/>
+      </w:pPr>
+      <w:rPr>
+        <w:u w:val="none"/>
+      </w:rPr>
+    </w:lvl>
+    <w:lvl w:ilvl="4">
+      <w:start w:val="1"/>
+      <w:numFmt w:val="bullet"/>
+      <w:lvlText w:val="○"/>
+      <w:lvlJc w:val="left"/>
+      <w:pPr>
+        <w:ind w:left="3600" w:hanging="360"/>
+      </w:pPr>
+      <w:rPr>
+        <w:u w:val="none"/>
+      </w:rPr>
+    </w:lvl>
+    <w:lvl w:ilvl="5">
+      <w:start w:val="1"/>
+      <w:numFmt w:val="bullet"/>
+      <w:lvlText w:val="■"/>
+      <w:lvlJc w:val="left"/>
+      <w:pPr>
+        <w:ind w:left="4320" w:hanging="360"/>
+      </w:pPr>
+      <w:rPr>
+        <w:u w:val="none"/>
+      </w:rPr>
+    </w:lvl>
+    <w:lvl w:ilvl="6">
+      <w:start w:val="1"/>
+      <w:numFmt w:val="bullet"/>
+      <w:lvlText w:val="●"/>
+      <w:lvlJc w:val="left"/>
+      <w:pPr>
+        <w:ind w:left="5040" w:hanging="360"/>
+      </w:pPr>
+      <w:rPr>
+        <w:u w:val="none"/>
+      </w:rPr>
+    </w:lvl>
+    <w:lvl w:ilvl="7">
+      <w:start w:val="1"/>
+      <w:numFmt w:val="bullet"/>
+      <w:lvlText w:val="○"/>
+      <w:lvlJc w:val="left"/>
+      <w:pPr>
+        <w:ind w:left="5760" w:hanging="360"/>
+      </w:pPr>
+      <w:rPr>
+        <w:u w:val="none"/>
+      </w:rPr>
+    </w:lvl>
+    <w:lvl w:ilvl="8">
+      <w:start w:val="1"/>
+      <w:numFmt w:val="bullet"/>
+      <w:lvlText w:val="■"/>
+      <w:lvlJc w:val="left"/>
+      <w:pPr>
+        <w:ind w:left="6480" w:hanging="360"/>
+      </w:pPr>
+      <w:rPr>
+        <w:u w:val="none"/>
+      </w:rPr>
+    </w:lvl>
+  </w:abstractNum>
+  <w:abstractNum w:abstractNumId="4">
+    <w:lvl w:ilvl="0">
+      <w:start w:val="1"/>
+      <w:numFmt w:val="bullet"/>
+      <w:lvlText w:val="●"/>
+      <w:lvlJc w:val="left"/>
+      <w:pPr>
+        <w:ind w:left="720" w:hanging="360"/>
+      </w:pPr>
+      <w:rPr>
+        <w:u w:val="none"/>
+      </w:rPr>
+    </w:lvl>
+    <w:lvl w:ilvl="1">
+      <w:start w:val="1"/>
+      <w:numFmt w:val="bullet"/>
+      <w:lvlText w:val="○"/>
+      <w:lvlJc w:val="left"/>
+      <w:pPr>
+        <w:ind w:left="1440" w:hanging="360"/>
+      </w:pPr>
+      <w:rPr>
+        <w:u w:val="none"/>
+      </w:rPr>
+    </w:lvl>
+    <w:lvl w:ilvl="2">
+      <w:start w:val="1"/>
+      <w:numFmt w:val="bullet"/>
+      <w:lvlText w:val="■"/>
+      <w:lvlJc w:val="left"/>
+      <w:pPr>
+        <w:ind w:left="2160" w:hanging="360"/>
+      </w:pPr>
+      <w:rPr>
+        <w:u w:val="none"/>
+      </w:rPr>
+    </w:lvl>
+    <w:lvl w:ilvl="3">
+      <w:start w:val="1"/>
+      <w:numFmt w:val="bullet"/>
+      <w:lvlText w:val="●"/>
+      <w:lvlJc w:val="left"/>
+      <w:pPr>
+        <w:ind w:left="2880" w:hanging="360"/>
+      </w:pPr>
+      <w:rPr>
+        <w:u w:val="none"/>
+      </w:rPr>
+    </w:lvl>
+    <w:lvl w:ilvl="4">
+      <w:start w:val="1"/>
+      <w:numFmt w:val="bullet"/>
+      <w:lvlText w:val="○"/>
+      <w:lvlJc w:val="left"/>
+      <w:pPr>
+        <w:ind w:left="3600" w:hanging="360"/>
+      </w:pPr>
+      <w:rPr>
+        <w:u w:val="none"/>
+      </w:rPr>
+    </w:lvl>
+    <w:lvl w:ilvl="5">
+      <w:start w:val="1"/>
+      <w:numFmt w:val="bullet"/>
+      <w:lvlText w:val="■"/>
+      <w:lvlJc w:val="left"/>
+      <w:pPr>
+        <w:ind w:left="4320" w:hanging="360"/>
+      </w:pPr>
+      <w:rPr>
+        <w:u w:val="none"/>
+      </w:rPr>
+    </w:lvl>
+    <w:lvl w:ilvl="6">
+      <w:start w:val="1"/>
+      <w:numFmt w:val="bullet"/>
+      <w:lvlText w:val="●"/>
+      <w:lvlJc w:val="left"/>
+      <w:pPr>
+        <w:ind w:left="5040" w:hanging="360"/>
+      </w:pPr>
+      <w:rPr>
+        <w:u w:val="none"/>
+      </w:rPr>
+    </w:lvl>
+    <w:lvl w:ilvl="7">
+      <w:start w:val="1"/>
+      <w:numFmt w:val="bullet"/>
+      <w:lvlText w:val="○"/>
+      <w:lvlJc w:val="left"/>
+      <w:pPr>
+        <w:ind w:left="5760" w:hanging="360"/>
+      </w:pPr>
+      <w:rPr>
+        <w:u w:val="none"/>
+      </w:rPr>
+    </w:lvl>
+    <w:lvl w:ilvl="8">
+      <w:start w:val="1"/>
+      <w:numFmt w:val="bullet"/>
+      <w:lvlText w:val="■"/>
+      <w:lvlJc w:val="left"/>
+      <w:pPr>
+        <w:ind w:left="6480" w:hanging="360"/>
+      </w:pPr>
+      <w:rPr>
+        <w:u w:val="none"/>
+      </w:rPr>
+    </w:lvl>
+  </w:abstractNum>
+  <w:abstractNum w:abstractNumId="5">
+    <w:lvl w:ilvl="0">
+      <w:start w:val="1"/>
+      <w:numFmt w:val="bullet"/>
+      <w:lvlText w:val="●"/>
+      <w:lvlJc w:val="left"/>
+      <w:pPr>
+        <w:ind w:left="720" w:hanging="360"/>
+      </w:pPr>
+      <w:rPr>
+        <w:u w:val="none"/>
+      </w:rPr>
+    </w:lvl>
+    <w:lvl w:ilvl="1">
+      <w:start w:val="1"/>
+      <w:numFmt w:val="bullet"/>
+      <w:lvlText w:val="○"/>
+      <w:lvlJc w:val="left"/>
+      <w:pPr>
+        <w:ind w:left="1440" w:hanging="360"/>
+      </w:pPr>
+      <w:rPr>
+        <w:u w:val="none"/>
+      </w:rPr>
+    </w:lvl>
+    <w:lvl w:ilvl="2">
+      <w:start w:val="1"/>
+      <w:numFmt w:val="bullet"/>
+      <w:lvlText w:val="■"/>
+      <w:lvlJc w:val="left"/>
+      <w:pPr>
+        <w:ind w:left="2160" w:hanging="360"/>
+      </w:pPr>
+      <w:rPr>
+        <w:u w:val="none"/>
+      </w:rPr>
+    </w:lvl>
+    <w:lvl w:ilvl="3">
+      <w:start w:val="1"/>
+      <w:numFmt w:val="bullet"/>
+      <w:lvlText w:val="●"/>
+      <w:lvlJc w:val="left"/>
+      <w:pPr>
+        <w:ind w:left="2880" w:hanging="360"/>
+      </w:pPr>
+      <w:rPr>
+        <w:u w:val="none"/>
+      </w:rPr>
+    </w:lvl>
+    <w:lvl w:ilvl="4">
+      <w:start w:val="1"/>
+      <w:numFmt w:val="bullet"/>
+      <w:lvlText w:val="○"/>
+      <w:lvlJc w:val="left"/>
+      <w:pPr>
+        <w:ind w:left="3600" w:hanging="360"/>
+      </w:pPr>
+      <w:rPr>
+        <w:u w:val="none"/>
+      </w:rPr>
+    </w:lvl>
+    <w:lvl w:ilvl="5">
+      <w:start w:val="1"/>
+      <w:numFmt w:val="bullet"/>
+      <w:lvlText w:val="■"/>
+      <w:lvlJc w:val="left"/>
+      <w:pPr>
+        <w:ind w:left="4320" w:hanging="360"/>
+      </w:pPr>
+      <w:rPr>
+        <w:u w:val="none"/>
+      </w:rPr>
+    </w:lvl>
+    <w:lvl w:ilvl="6">
+      <w:start w:val="1"/>
+      <w:numFmt w:val="bullet"/>
+      <w:lvlText w:val="●"/>
+      <w:lvlJc w:val="left"/>
+      <w:pPr>
+        <w:ind w:left="5040" w:hanging="360"/>
+      </w:pPr>
+      <w:rPr>
+        <w:u w:val="none"/>
+      </w:rPr>
+    </w:lvl>
+    <w:lvl w:ilvl="7">
+      <w:start w:val="1"/>
+      <w:numFmt w:val="bullet"/>
+      <w:lvlText w:val="○"/>
+      <w:lvlJc w:val="left"/>
+      <w:pPr>
+        <w:ind w:left="5760" w:hanging="360"/>
+      </w:pPr>
+      <w:rPr>
+        <w:u w:val="none"/>
+      </w:rPr>
+    </w:lvl>
+    <w:lvl w:ilvl="8">
+      <w:start w:val="1"/>
+      <w:numFmt w:val="bullet"/>
+      <w:lvlText w:val="■"/>
+      <w:lvlJc w:val="left"/>
+      <w:pPr>
+        <w:ind w:left="6480" w:hanging="360"/>
+      </w:pPr>
+      <w:rPr>
+        <w:u w:val="none"/>
+      </w:rPr>
+    </w:lvl>
+  </w:abstractNum>
+  <w:abstractNum w:abstractNumId="6">
+    <w:lvl w:ilvl="0">
+      <w:start w:val="1"/>
+      <w:numFmt w:val="bullet"/>
+      <w:lvlText w:val="●"/>
+      <w:lvlJc w:val="left"/>
+      <w:pPr>
+        <w:ind w:left="720" w:hanging="360"/>
+      </w:pPr>
+      <w:rPr>
+        <w:u w:val="none"/>
+      </w:rPr>
+    </w:lvl>
+    <w:lvl w:ilvl="1">
+      <w:start w:val="1"/>
+      <w:numFmt w:val="bullet"/>
+      <w:lvlText w:val="○"/>
+      <w:lvlJc w:val="left"/>
+      <w:pPr>
+        <w:ind w:left="1440" w:hanging="360"/>
+      </w:pPr>
+      <w:rPr>
+        <w:u w:val="none"/>
+      </w:rPr>
+    </w:lvl>
+    <w:lvl w:ilvl="2">
+      <w:start w:val="1"/>
+      <w:numFmt w:val="bullet"/>
+      <w:lvlText w:val="■"/>
+      <w:lvlJc w:val="left"/>
+      <w:pPr>
+        <w:ind w:left="2160" w:hanging="360"/>
+      </w:pPr>
+      <w:rPr>
+        <w:u w:val="none"/>
+      </w:rPr>
+    </w:lvl>
+    <w:lvl w:ilvl="3">
+      <w:start w:val="1"/>
+      <w:numFmt w:val="bullet"/>
+      <w:lvlText w:val="●"/>
+      <w:lvlJc w:val="left"/>
+      <w:pPr>
+        <w:ind w:left="2880" w:hanging="360"/>
+      </w:pPr>
+      <w:rPr>
+        <w:u w:val="none"/>
+      </w:rPr>
+    </w:lvl>
+    <w:lvl w:ilvl="4">
+      <w:start w:val="1"/>
+      <w:numFmt w:val="bullet"/>
+      <w:lvlText w:val="○"/>
+      <w:lvlJc w:val="left"/>
+      <w:pPr>
+        <w:ind w:left="3600" w:hanging="360"/>
+      </w:pPr>
+      <w:rPr>
+        <w:u w:val="none"/>
+      </w:rPr>
+    </w:lvl>
+    <w:lvl w:ilvl="5">
+      <w:start w:val="1"/>
+      <w:numFmt w:val="bullet"/>
+      <w:lvlText w:val="■"/>
+      <w:lvlJc w:val="left"/>
+      <w:pPr>
+        <w:ind w:left="4320" w:hanging="360"/>
+      </w:pPr>
+      <w:rPr>
+        <w:u w:val="none"/>
+      </w:rPr>
+    </w:lvl>
+    <w:lvl w:ilvl="6">
+      <w:start w:val="1"/>
+      <w:numFmt w:val="bullet"/>
+      <w:lvlText w:val="●"/>
+      <w:lvlJc w:val="left"/>
+      <w:pPr>
+        <w:ind w:left="5040" w:hanging="360"/>
+      </w:pPr>
+      <w:rPr>
+        <w:u w:val="none"/>
+      </w:rPr>
+    </w:lvl>
+    <w:lvl w:ilvl="7">
+      <w:start w:val="1"/>
+      <w:numFmt w:val="bullet"/>
+      <w:lvlText w:val="○"/>
+      <w:lvlJc w:val="left"/>
+      <w:pPr>
+        <w:ind w:left="5760" w:hanging="360"/>
+      </w:pPr>
+      <w:rPr>
+        <w:u w:val="none"/>
+      </w:rPr>
+    </w:lvl>
+    <w:lvl w:ilvl="8">
+      <w:start w:val="1"/>
+      <w:numFmt w:val="bullet"/>
+      <w:lvlText w:val="■"/>
+      <w:lvlJc w:val="left"/>
+      <w:pPr>
+        <w:ind w:left="6480" w:hanging="360"/>
+      </w:pPr>
+      <w:rPr>
+        <w:u w:val="none"/>
+      </w:rPr>
+    </w:lvl>
+  </w:abstractNum>
+  <w:abstractNum w:abstractNumId="7">
     <w:lvl w:ilvl="0">
       <w:start w:val="1"/>
       <w:numFmt w:val="bullet"/>
@@ -1675,6 +2356,18 @@
   </w:num>
   <w:num w:numId="3">
     <w:abstractNumId w:val="3"/>
+  </w:num>
+  <w:num w:numId="4">
+    <w:abstractNumId w:val="4"/>
+  </w:num>
+  <w:num w:numId="5">
+    <w:abstractNumId w:val="5"/>
+  </w:num>
+  <w:num w:numId="6">
+    <w:abstractNumId w:val="6"/>
+  </w:num>
+  <w:num w:numId="7">
+    <w:abstractNumId w:val="7"/>
   </w:num>
 </w:numbering>
 </file>
